--- a/backend/data/corpus/DOC-20220515-053.docx
+++ b/backend/data/corpus/DOC-20220515-053.docx
@@ -63,7 +63,7 @@
           <w:b/>
           <w:sz w:val="21"/>
         </w:rPr>
-        <w:t>Tadeo Eastmond, MD, Sable Creek Medical Group, Provo, UT (RSM)</w:t>
+        <w:t>Eloise Cavanaugh, MD, Marbury Neurological Care Center, Trenton, NJ (RSM)</w:t>
       </w:r>
     </w:p>
     <w:p>
@@ -79,7 +79,7 @@
         <w:rPr>
           <w:sz w:val="21"/>
         </w:rPr>
-        <w:t>&gt; Nothing actionable this visit. Safety items asked about and confirmed none.</w:t>
+        <w:t>&gt; Asked whether I had seen a guideline update discussed at journal club; I had not, and offered nothing in return.</w:t>
       </w:r>
     </w:p>
     <w:p>
@@ -87,7 +87,7 @@
         <w:rPr>
           <w:sz w:val="21"/>
         </w:rPr>
-        <w:t>&gt; Coverage paperwork is handled by one person here, which came up as a general frustration.</w:t>
+        <w:t>&gt; Spent some time on long-standing patients and how workup decisions get sequenced.</w:t>
       </w:r>
     </w:p>
     <w:p>
@@ -95,7 +95,15 @@
         <w:rPr>
           <w:sz w:val="21"/>
         </w:rPr>
-        <w:t>&gt; Asked about my travel schedule, since visits keep landing on the busiest clinic days.</w:t>
+        <w:t>&gt; Onboarding one of the nurse practitioners is the current preoccupation here.</w:t>
+      </w:r>
+    </w:p>
+    <w:p>
+      <w:r>
+        <w:rPr>
+          <w:sz w:val="21"/>
+        </w:rPr>
+        <w:t>&gt; Noted that formulary questions has improved somewhat and that this is not specific to any one product.</w:t>
       </w:r>
     </w:p>
     <w:p>
@@ -111,7 +119,7 @@
           <w:b/>
           <w:sz w:val="21"/>
         </w:rPr>
-        <w:t>Mairead Corliss, MD, Willowmere Neuroscience Center, Hartford, CT (RSM)</w:t>
+        <w:t>Bastian Pemberton, MD, Granite Bay Epilepsy Center, Jackson, MS (RSM)</w:t>
       </w:r>
     </w:p>
     <w:p>
@@ -119,7 +127,7 @@
         <w:rPr>
           <w:sz w:val="21"/>
         </w:rPr>
-        <w:t>&gt; An unexpectedly long meeting between clinic blocks, first one this quarter.</w:t>
+        <w:t>&gt; Caught a productive window in the reading room between patients.</w:t>
       </w:r>
     </w:p>
     <w:p>
@@ -127,7 +135,7 @@
         <w:rPr>
           <w:sz w:val="21"/>
         </w:rPr>
-        <w:t>&gt; The composition of long-standing patients has shifted over the last year or two.</w:t>
+        <w:t>&gt; Described how the older half of the panel is triaged now compared with before.</w:t>
       </w:r>
     </w:p>
     <w:p>
@@ -135,7 +143,7 @@
         <w:rPr>
           <w:sz w:val="21"/>
         </w:rPr>
-        <w:t>&gt; The referral queue is slowly recovering since the summer, which shapes how much time there is for anything else.</w:t>
+        <w:t>&gt; The travel schedule this year came up, and little else.</w:t>
       </w:r>
     </w:p>
     <w:p>
@@ -151,7 +159,7 @@
           <w:b/>
           <w:sz w:val="21"/>
         </w:rPr>
-        <w:t>Bram Merriwether, MD, Willowmere Neuroscience Center, Toledo, OH (RSM)</w:t>
+        <w:t>Mateo Ravenscroft, MD, Marbury Neurological Care Center, Santa Fe, NM (RSM)</w:t>
       </w:r>
     </w:p>
     <w:p>
@@ -159,7 +167,7 @@
         <w:rPr>
           <w:sz w:val="21"/>
         </w:rPr>
-        <w:t>&gt; A full meeting between clinic blocks, first one this quarter.</w:t>
+        <w:t>&gt; Stopped by by the scheduling desk for a productive conversation.</w:t>
       </w:r>
     </w:p>
     <w:p>
@@ -167,7 +175,47 @@
         <w:rPr>
           <w:sz w:val="21"/>
         </w:rPr>
-        <w:t>&gt; Benefit verification is the step that most often delays a start here.</w:t>
+        <w:t>&gt; Titration scheduling is handled by nursing staff, which the practice finds workable.</w:t>
+      </w:r>
+    </w:p>
+    <w:p>
+      <w:r>
+        <w:rPr>
+          <w:sz w:val="21"/>
+        </w:rPr>
+        <w:t>&gt; The practice lost two medical assistants and has not backfilled, so routine follow-up slots is slowly recovering.</w:t>
+      </w:r>
+    </w:p>
+    <w:p>
+      <w:r>
+        <w:rPr>
+          <w:sz w:val="21"/>
+        </w:rPr>
+        <w:t>&gt; Mentioned a session summary from a colleague but did not raise any specific finding.</w:t>
+      </w:r>
+    </w:p>
+    <w:p>
+      <w:r>
+        <w:rPr>
+          <w:sz w:val="21"/>
+        </w:rPr>
+      </w:r>
+    </w:p>
+    <w:p>
+      <w:r>
+        <w:rPr>
+          <w:b/>
+          <w:sz w:val="21"/>
+        </w:rPr>
+        <w:t>Kiara Wetherby, MD, Fox Hollow Neurology Partners, Tucson, AZ (AR)</w:t>
+      </w:r>
+    </w:p>
+    <w:p>
+      <w:r>
+        <w:rPr>
+          <w:sz w:val="21"/>
+        </w:rPr>
+        <w:t>&gt; Nothing that needed follow-up. Safety items asked about and confirmed none.</w:t>
       </w:r>
     </w:p>
     <w:p>
@@ -183,7 +231,7 @@
         <w:rPr>
           <w:sz w:val="21"/>
         </w:rPr>
-        <w:t>&gt; Mentioned a review that circulated on the service but did not raise any specific finding.</w:t>
+        <w:t>&gt; Described how the surgical workup list is triaged now compared with before.</w:t>
       </w:r>
     </w:p>
     <w:p>
@@ -191,7 +239,15 @@
         <w:rPr>
           <w:sz w:val="21"/>
         </w:rPr>
-        <w:t>&gt; Left it at that, with the next visit to be scheduled.</w:t>
+        <w:t>&gt; Referenced a review that circulated on the service in passing.</w:t>
+      </w:r>
+    </w:p>
+    <w:p>
+      <w:r>
+        <w:rPr>
+          <w:sz w:val="21"/>
+        </w:rPr>
+        <w:t>&gt; The practice lost the clinic pharmacist and has not backfilled, so the referral queue looks better than last year.</w:t>
       </w:r>
     </w:p>
     <w:p>
@@ -207,7 +263,7 @@
           <w:b/>
           <w:sz w:val="21"/>
         </w:rPr>
-        <w:t>Josefina Ghiradelli, MD, Sandhill Neuroscience Center, Worcester, MA (RSM)</w:t>
+        <w:t>Anouk Underhill, MD, Highmoor Health Neurology, Duluth, MN (RSM)</w:t>
       </w:r>
     </w:p>
     <w:p>
@@ -215,7 +271,7 @@
         <w:rPr>
           <w:sz w:val="21"/>
         </w:rPr>
-        <w:t>&gt; A compressed visit at the nurses' station; the schedule was tight.</w:t>
+        <w:t>&gt; No specific request. Safety items asked about and confirmed none.</w:t>
       </w:r>
     </w:p>
     <w:p>
@@ -223,7 +279,7 @@
         <w:rPr>
           <w:sz w:val="21"/>
         </w:rPr>
-        <w:t>&gt; Mentioned a guideline update discussed at journal club but did not raise any specific finding.</w:t>
+        <w:t>&gt; Mentioned a session summary from a colleague but did not raise any specific finding.</w:t>
       </w:r>
     </w:p>
     <w:p>
@@ -239,22 +295,6 @@
         <w:rPr>
           <w:sz w:val="21"/>
         </w:rPr>
-        <w:t>&gt; This practice is still building familiarity with the product and had no clinical points to raise.</w:t>
-      </w:r>
-    </w:p>
-    <w:p>
-      <w:r>
-        <w:rPr>
-          <w:sz w:val="21"/>
-        </w:rPr>
-        <w:t>&gt; The new-patient backlog has stretched out since the summer, which shapes how much time there is for anything else.</w:t>
-      </w:r>
-    </w:p>
-    <w:p>
-      <w:r>
-        <w:rPr>
-          <w:sz w:val="21"/>
-        </w:rPr>
       </w:r>
     </w:p>
     <w:p>
@@ -263,7 +303,7 @@
           <w:b/>
           <w:sz w:val="21"/>
         </w:rPr>
-        <w:t>Orla Oyelaran, MD, Palmetto Neurology Institute, Provo, UT (RSM)</w:t>
+        <w:t>Niamh Ostrander, MD, Bayview Health Neurology, Burlington, VT (RSM)</w:t>
       </w:r>
     </w:p>
     <w:p>
@@ -271,7 +311,7 @@
         <w:rPr>
           <w:sz w:val="21"/>
         </w:rPr>
-        <w:t>&gt; A compressed visit at the nurses' station; the schedule was tight.</w:t>
+        <w:t>&gt; An unhurried conversation between clinic blocks, mostly logistics.</w:t>
       </w:r>
     </w:p>
     <w:p>
@@ -279,7 +319,7 @@
         <w:rPr>
           <w:sz w:val="21"/>
         </w:rPr>
-        <w:t>&gt; Closed there — no product discussion.</w:t>
+        <w:t>&gt; Titration habits came up in general terms; no specifics were discussed and none were offered.</w:t>
       </w:r>
     </w:p>
     <w:p>
@@ -287,55 +327,7 @@
         <w:rPr>
           <w:sz w:val="21"/>
         </w:rPr>
-        <w:t>&gt; Monitoring intervals during titration are set by clinic routine here rather than by protocol.</w:t>
-      </w:r>
-    </w:p>
-    <w:p>
-      <w:r>
-        <w:rPr>
-          <w:sz w:val="21"/>
-        </w:rPr>
-        <w:t>&gt; Asked whether I would be at the meeting later this year.</w:t>
-      </w:r>
-    </w:p>
-    <w:p>
-      <w:r>
-        <w:rPr>
-          <w:sz w:val="21"/>
-        </w:rPr>
-      </w:r>
-    </w:p>
-    <w:p>
-      <w:r>
-        <w:rPr>
-          <w:b/>
-          <w:sz w:val="21"/>
-        </w:rPr>
-        <w:t>Bastian Dellacroix, MD, Bluestem Comprehensive Epilepsy Clinic, Manchester, NH (RSM)</w:t>
-      </w:r>
-    </w:p>
-    <w:p>
-      <w:r>
-        <w:rPr>
-          <w:sz w:val="21"/>
-        </w:rPr>
-        <w:t>&gt; Referenced a review that circulated on the service in passing.</w:t>
-      </w:r>
-    </w:p>
-    <w:p>
-      <w:r>
-        <w:rPr>
-          <w:sz w:val="21"/>
-        </w:rPr>
-        <w:t>&gt; The new charting templates went live without much warning, and that took up the first part of the conversation.</w:t>
-      </w:r>
-    </w:p>
-    <w:p>
-      <w:r>
-        <w:rPr>
-          <w:sz w:val="21"/>
-        </w:rPr>
-        <w:t>&gt; Nothing actionable this visit. Safety items asked about and confirmed none.</w:t>
+        <w:t>&gt; Benefit verification is the step that most often delays a start here.</w:t>
       </w:r>
     </w:p>
     <w:p>
@@ -359,39 +351,7 @@
           <w:b/>
           <w:sz w:val="21"/>
         </w:rPr>
-        <w:t>Malika Whitmore, MD, Highmoor Health Neurology, Sioux Falls, SD (RSM)</w:t>
-      </w:r>
-    </w:p>
-    <w:p>
-      <w:r>
-        <w:rPr>
-          <w:sz w:val="21"/>
-        </w:rPr>
-        <w:t>&gt; An unhurried meeting by the scheduling desk, first one this quarter.</w:t>
-      </w:r>
-    </w:p>
-    <w:p>
-      <w:r>
-        <w:rPr>
-          <w:sz w:val="21"/>
-        </w:rPr>
-        <w:t>&gt; The composition of newly referred patients has shifted over the last year or two.</w:t>
-      </w:r>
-    </w:p>
-    <w:p>
-      <w:r>
-        <w:rPr>
-          <w:sz w:val="21"/>
-        </w:rPr>
-        <w:t>&gt; Agreed to reconnect at the next visit; no materials requested.</w:t>
-      </w:r>
-    </w:p>
-    <w:p>
-      <w:r>
-        <w:rPr>
-          <w:sz w:val="21"/>
-        </w:rPr>
-        <w:t>&gt; Compared notes on which sessions were worth the time.</w:t>
+        <w:t>Zubin Grierson, MD, Marbury Neurological Care Center, Tucson, AZ (RSM)</w:t>
       </w:r>
     </w:p>
     <w:p>
@@ -407,6 +367,38 @@
         <w:rPr>
           <w:sz w:val="21"/>
         </w:rPr>
+        <w:t>&gt; Formulary placement was the only product-adjacent topic, and only in general terms.</w:t>
+      </w:r>
+    </w:p>
+    <w:p>
+      <w:r>
+        <w:rPr>
+          <w:sz w:val="21"/>
+        </w:rPr>
+        <w:t>&gt; Asked about my travel schedule, since visits keep landing on the busiest clinic days.</w:t>
+      </w:r>
+    </w:p>
+    <w:p>
+      <w:r>
+        <w:rPr>
+          <w:sz w:val="21"/>
+        </w:rPr>
+        <w:t>&gt; No materials requested. Safety items asked about and confirmed none.</w:t>
+      </w:r>
+    </w:p>
+    <w:p>
+      <w:r>
+        <w:rPr>
+          <w:sz w:val="21"/>
+        </w:rPr>
+        <w:t>&gt; Benefit verification is the step that most often delays a start here.</w:t>
+      </w:r>
+    </w:p>
+    <w:p>
+      <w:r>
+        <w:rPr>
+          <w:sz w:val="21"/>
+        </w:rPr>
       </w:r>
     </w:p>
     <w:p>
@@ -415,7 +407,7 @@
           <w:b/>
           <w:sz w:val="21"/>
         </w:rPr>
-        <w:t>Gemma Barrowman, MD, Ember Lake Medical Group, Santa Fe, NM (RSM)</w:t>
+        <w:t>Malika Fairweather, MD, Highmoor Health Neurology, Worcester, MA (RSM)</w:t>
       </w:r>
     </w:p>
     <w:p>
@@ -423,7 +415,7 @@
         <w:rPr>
           <w:sz w:val="21"/>
         </w:rPr>
-        <w:t>&gt; Stopped by at the end of the clinic list for a half-hour conversation.</w:t>
+        <w:t>&gt; An unhurried meeting in the reading room, first one this quarter.</w:t>
       </w:r>
     </w:p>
     <w:p>
@@ -431,7 +423,7 @@
         <w:rPr>
           <w:sz w:val="21"/>
         </w:rPr>
-        <w:t>&gt; The appeals process remains the slowest step, which came up as a general frustration.</w:t>
+        <w:t>&gt; Mentioned a guideline update discussed at journal club but did not raise any specific finding.</w:t>
       </w:r>
     </w:p>
     <w:p>
@@ -439,7 +431,23 @@
         <w:rPr>
           <w:sz w:val="21"/>
         </w:rPr>
-        <w:t>&gt; Mentioned a review that circulated on the service but did not raise any specific finding.</w:t>
+        <w:t>&gt; Monitoring intervals during titration are set by clinic routine here rather than by protocol.</w:t>
+      </w:r>
+    </w:p>
+    <w:p>
+      <w:r>
+        <w:rPr>
+          <w:sz w:val="21"/>
+        </w:rPr>
+        <w:t>&gt; Benefit checks has improved somewhat, which came up as a general frustration.</w:t>
+      </w:r>
+    </w:p>
+    <w:p>
+      <w:r>
+        <w:rPr>
+          <w:sz w:val="21"/>
+        </w:rPr>
+        <w:t>&gt; Formulary placement was the only product-adjacent topic, and only in general terms.</w:t>
       </w:r>
     </w:p>
     <w:p>
